--- a/cerebro-londres/Preguntas_por_que_estos_datos.docx
+++ b/cerebro-londres/Preguntas_por_que_estos_datos.docx
@@ -547,7 +547,7 @@
               <w:spacing w:after="40"/>
             </w:pPr>
             <w:r>
-              <w:t>F07 (ONS Open Geography) es el esqueleto territorial —boroughs, wards de Westminster y los 704 wards de los 33 boroughs— y ninguna otra fuente da geometría. ONS, OGL-3.0, cosecha diciembre 2025. F02 (ONS vía Nomis) aporta la población mid-year, el denominador que usan otras cifras del sistema (p. ej. la tasa de delitos por 1.000 habitantes de F17); sin ella, comparar boroughs de tamaños distintos no tendría sentido. OGL-3.0, vigencia el año más reciente publicado. F40 (Planning Data / Historic England) es la única fuente que da datos a nivel de punto dentro de Westminster (4.017 edificios protegidos, con coordenadas), la pieza que hace que «analizar un punto» sea un gemelo digital y no solo un tablero. OGL-3.0, continua.</w:t>
+              <w:t>F07 (ONS Open Geography) es el esqueleto territorial —boroughs, wards de Westminster y los 704 wards de los 33 boroughs— y ninguna otra fuente da geometría. ONS, OGL-3.0, cosecha diciembre 2025. F02 (ONS vía Nomis) aporta la población mid-year, el denominador que usan otras cifras del sistema (p. ej. la tasa de delitos por 1.000 habitantes de F17 —ojo, divide sobre población RESIDENTE, no sobre quien está físicamente en el borough: Westminster recibe a diario miles de trabajadores y turistas que no cuenta este denominador, así que la tasa por residente sobreestima su inseguridad frente a quien solo pasa por ahí); sin la población, comparar boroughs de tamaños distintos no tendría sentido. OGL-3.0, vigencia el año más reciente publicado. F40 (Planning Data / Historic England) es la única fuente que da datos a nivel de punto dentro de Westminster (4.017 edificios protegidos, con coordenadas), la pieza que hace que «analizar un punto» sea un gemelo digital y no solo un tablero. OGL-3.0, continua.</w:t>
             </w:r>
           </w:p>
           <w:p>
